--- a/reports/lab2_report.docx
+++ b/reports/lab2_report.docx
@@ -1,6 +1,6 @@
 
 <file path=word/document.xml><?xml version="1.0" encoding="utf-8"?>
-<w:document xmlns:wpc="http://schemas.microsoft.com/office/word/2010/wordprocessingCanvas" xmlns:cx="http://schemas.microsoft.com/office/drawing/2014/chartex" xmlns:cx1="http://schemas.microsoft.com/office/drawing/2015/9/8/chartex" xmlns:cx2="http://schemas.microsoft.com/office/drawing/2015/10/21/chartex" xmlns:cx3="http://schemas.microsoft.com/office/drawing/2016/5/9/chartex" xmlns:cx4="http://schemas.microsoft.com/office/drawing/2016/5/10/chartex" xmlns:cx5="http://schemas.microsoft.com/office/drawing/2016/5/11/chartex" xmlns:cx6="http://schemas.microsoft.com/office/drawing/2016/5/12/chartex" xmlns:cx7="http://schemas.microsoft.com/office/drawing/2016/5/13/chartex" xmlns:cx8="http://schemas.microsoft.com/office/drawing/2016/5/14/chartex" xmlns:mc="http://schemas.openxmlformats.org/markup-compatibility/2006" xmlns:aink="http://schemas.microsoft.com/office/drawing/2016/ink" xmlns:am3d="http://schemas.microsoft.com/office/drawing/2017/model3d" xmlns:o="urn:schemas-microsoft-com:office:office" xmlns:r="http://schemas.openxmlformats.org/officeDocument/2006/relationships" xmlns:m="http://schemas.openxmlformats.org/officeDocument/2006/math" xmlns:v="urn:schemas-microsoft-com:vml" xmlns:wp14="http://schemas.microsoft.com/office/word/2010/wordprocessingDrawing" xmlns:wp="http://schemas.openxmlformats.org/drawingml/2006/wordprocessingDrawing" xmlns:w10="urn:schemas-microsoft-com:office:word" xmlns:w="http://schemas.openxmlformats.org/wordprocessingml/2006/main" xmlns:w14="http://schemas.microsoft.com/office/word/2010/wordml" xmlns:w15="http://schemas.microsoft.com/office/word/2012/wordml" xmlns:w16cex="http://schemas.microsoft.com/office/word/2018/wordml/cex" xmlns:w16cid="http://schemas.microsoft.com/office/word/2016/wordml/cid" xmlns:w16="http://schemas.microsoft.com/office/word/2018/wordml" xmlns:w16sdtdh="http://schemas.microsoft.com/office/word/2020/wordml/sdtdatahash" xmlns:w16se="http://schemas.microsoft.com/office/word/2015/wordml/symex" xmlns:wpg="http://schemas.microsoft.com/office/word/2010/wordprocessingGroup" xmlns:wpi="http://schemas.microsoft.com/office/word/2010/wordprocessingInk" xmlns:wne="http://schemas.microsoft.com/office/word/2006/wordml" xmlns:wps="http://schemas.microsoft.com/office/word/2010/wordprocessingShape" mc:Ignorable="w14 w15 w16se w16cid w16 w16cex w16sdtdh wp14">
+<w:document xmlns:wpc="http://schemas.microsoft.com/office/word/2010/wordprocessingCanvas" xmlns:cx="http://schemas.microsoft.com/office/drawing/2014/chartex" xmlns:cx1="http://schemas.microsoft.com/office/drawing/2015/9/8/chartex" xmlns:cx2="http://schemas.microsoft.com/office/drawing/2015/10/21/chartex" xmlns:cx3="http://schemas.microsoft.com/office/drawing/2016/5/9/chartex" xmlns:cx4="http://schemas.microsoft.com/office/drawing/2016/5/10/chartex" xmlns:cx5="http://schemas.microsoft.com/office/drawing/2016/5/11/chartex" xmlns:cx6="http://schemas.microsoft.com/office/drawing/2016/5/12/chartex" xmlns:cx7="http://schemas.microsoft.com/office/drawing/2016/5/13/chartex" xmlns:cx8="http://schemas.microsoft.com/office/drawing/2016/5/14/chartex" xmlns:mc="http://schemas.openxmlformats.org/markup-compatibility/2006" xmlns:aink="http://schemas.microsoft.com/office/drawing/2016/ink" xmlns:am3d="http://schemas.microsoft.com/office/drawing/2017/model3d" xmlns:o="urn:schemas-microsoft-com:office:office" xmlns:oel="http://schemas.microsoft.com/office/2019/extlst" xmlns:r="http://schemas.openxmlformats.org/officeDocument/2006/relationships" xmlns:m="http://schemas.openxmlformats.org/officeDocument/2006/math" xmlns:v="urn:schemas-microsoft-com:vml" xmlns:wp14="http://schemas.microsoft.com/office/word/2010/wordprocessingDrawing" xmlns:wp="http://schemas.openxmlformats.org/drawingml/2006/wordprocessingDrawing" xmlns:w10="urn:schemas-microsoft-com:office:word" xmlns:w="http://schemas.openxmlformats.org/wordprocessingml/2006/main" xmlns:w14="http://schemas.microsoft.com/office/word/2010/wordml" xmlns:w15="http://schemas.microsoft.com/office/word/2012/wordml" xmlns:w16cex="http://schemas.microsoft.com/office/word/2018/wordml/cex" xmlns:w16cid="http://schemas.microsoft.com/office/word/2016/wordml/cid" xmlns:w16="http://schemas.microsoft.com/office/word/2018/wordml" xmlns:w16du="http://schemas.microsoft.com/office/word/2023/wordml/word16du" xmlns:w16sdtdh="http://schemas.microsoft.com/office/word/2020/wordml/sdtdatahash" xmlns:w16sdtfl="http://schemas.microsoft.com/office/word/2024/wordml/sdtformatlock" xmlns:w16se="http://schemas.microsoft.com/office/word/2015/wordml/symex" xmlns:wpg="http://schemas.microsoft.com/office/word/2010/wordprocessingGroup" xmlns:wpi="http://schemas.microsoft.com/office/word/2010/wordprocessingInk" xmlns:wne="http://schemas.microsoft.com/office/word/2006/wordml" xmlns:wps="http://schemas.microsoft.com/office/word/2010/wordprocessingShape" mc:Ignorable="w14 w15 w16se w16cid w16 w16cex w16sdtdh w16sdtfl w16du wp14">
   <w:body>
     <w:p>
       <w:pPr>
@@ -19,12 +19,10 @@
       </w:r>
     </w:p>
     <w:p>
-      <w:pPr>
-        <w:rPr>
-          <w:rFonts w:hint="eastAsia"/>
-        </w:rPr>
-      </w:pPr>
-      <w:r>
+      <w:r>
+        <w:rPr>
+          <w:noProof/>
+        </w:rPr>
         <w:drawing>
           <wp:anchor distT="0" distB="0" distL="114300" distR="114300" simplePos="0" relativeHeight="251658240" behindDoc="0" locked="0" layoutInCell="1" allowOverlap="1" wp14:anchorId="3CF51F89" wp14:editId="1A73B242">
             <wp:simplePos x="0" y="0"/>
@@ -76,6 +74,9 @@
         </w:drawing>
       </w:r>
       <w:r>
+        <w:rPr>
+          <w:noProof/>
+        </w:rPr>
         <w:drawing>
           <wp:inline distT="0" distB="0" distL="0" distR="0" wp14:anchorId="1506E829" wp14:editId="7176B3A2">
             <wp:extent cx="1885021" cy="4657725"/>
@@ -459,6 +460,9 @@
     </w:p>
     <w:p>
       <w:r>
+        <w:rPr>
+          <w:noProof/>
+        </w:rPr>
         <w:drawing>
           <wp:inline distT="0" distB="0" distL="0" distR="0" wp14:anchorId="0790B578" wp14:editId="558E69A0">
             <wp:extent cx="4620270" cy="362001"/>
@@ -520,6 +524,98 @@
         </w:rPr>
         <w:t>우선 어떤 부분에서 문제가 발생한 것 인가를 생각해 보았다.</w:t>
       </w:r>
+      <w:r>
+        <w:rPr>
+          <w:rFonts w:hint="eastAsia"/>
+        </w:rPr>
+        <w:t xml:space="preserve"> 오류가 이렇게 많이 생길 방법이 무엇이 있나 생각해 본 결과 오히려 ALU에서 문제가 생겼다고 결론을 내었다. 그 결과 2가지 오류를 발견할 수 있었다.</w:t>
+      </w:r>
+    </w:p>
+    <w:p>
+      <w:r>
+        <w:rPr>
+          <w:rFonts w:hint="eastAsia"/>
+        </w:rPr>
+        <w:t xml:space="preserve">우선, </w:t>
+      </w:r>
+      <w:proofErr w:type="spellStart"/>
+      <w:r>
+        <w:rPr>
+          <w:rFonts w:hint="eastAsia"/>
+        </w:rPr>
+        <w:t>GLOBAL.v</w:t>
+      </w:r>
+      <w:proofErr w:type="spellEnd"/>
+      <w:r>
+        <w:rPr>
+          <w:rFonts w:hint="eastAsia"/>
+        </w:rPr>
+        <w:t xml:space="preserve">에서는 ADDU와 SUBU로 정의된 것에 반해 </w:t>
+      </w:r>
+      <w:proofErr w:type="spellStart"/>
+      <w:r>
+        <w:rPr>
+          <w:rFonts w:hint="eastAsia"/>
+        </w:rPr>
+        <w:t>ALU.v</w:t>
+      </w:r>
+      <w:proofErr w:type="spellEnd"/>
+      <w:r>
+        <w:rPr>
+          <w:rFonts w:hint="eastAsia"/>
+        </w:rPr>
+        <w:t>에서는 ADD와 SUB로 구현되어 있었다. 하지만 이는 컴파일 과정에서 오류를 냈기에 이미 해결했다.</w:t>
+      </w:r>
+    </w:p>
+    <w:p>
+      <w:r>
+        <w:rPr>
+          <w:rFonts w:hint="eastAsia"/>
+        </w:rPr>
+        <w:t xml:space="preserve">두번째로는 첫 번째 과제와 달리 </w:t>
+      </w:r>
+      <w:proofErr w:type="spellStart"/>
+      <w:r>
+        <w:rPr>
+          <w:rFonts w:hint="eastAsia"/>
+        </w:rPr>
+        <w:t>ALU.v</w:t>
+      </w:r>
+      <w:proofErr w:type="spellEnd"/>
+      <w:r>
+        <w:rPr>
+          <w:rFonts w:hint="eastAsia"/>
+        </w:rPr>
+        <w:t xml:space="preserve">에는 SLTU가 구현되어 있지 않았다는 점이다. 이 또한 </w:t>
+      </w:r>
+      <w:proofErr w:type="spellStart"/>
+      <w:r>
+        <w:rPr>
+          <w:rFonts w:hint="eastAsia"/>
+        </w:rPr>
+        <w:t>GLOBAL.v</w:t>
+      </w:r>
+      <w:proofErr w:type="spellEnd"/>
+      <w:r>
+        <w:rPr>
+          <w:rFonts w:hint="eastAsia"/>
+        </w:rPr>
+        <w:t xml:space="preserve"> 에는 구현되어 있었다. 혹시나 해서 </w:t>
+      </w:r>
+      <w:proofErr w:type="spellStart"/>
+      <w:r>
+        <w:rPr>
+          <w:rFonts w:hint="eastAsia"/>
+        </w:rPr>
+        <w:t>funct.mem</w:t>
+      </w:r>
+      <w:proofErr w:type="spellEnd"/>
+      <w:r>
+        <w:rPr>
+          <w:rFonts w:hint="eastAsia"/>
+        </w:rPr>
+        <w:t>에서 SLTU인 1010을 검색해 본 결과, 711개의 SLTU 테스트케이스가 존재한다는 것을 알아냈고, 첫 번째 과제처럼 SLTU를 추가해주었더니 모두 PASSED 판정을 받았다.</w:t>
+      </w:r>
     </w:p>
     <w:p>
       <w:pPr>
@@ -527,6 +623,49 @@
           <w:rFonts w:hint="eastAsia"/>
         </w:rPr>
       </w:pPr>
+      <w:r>
+        <w:rPr>
+          <w:noProof/>
+        </w:rPr>
+        <w:t xml:space="preserve"> </w:t>
+      </w:r>
+      <w:r>
+        <w:drawing>
+          <wp:inline distT="0" distB="0" distL="0" distR="0" wp14:anchorId="4354E574" wp14:editId="3EDAC80F">
+            <wp:extent cx="5731510" cy="3262630"/>
+            <wp:effectExtent l="0" t="0" r="2540" b="0"/>
+            <wp:docPr id="1680631974" name="그림 1"/>
+            <wp:cNvGraphicFramePr>
+              <a:graphicFrameLocks xmlns:a="http://schemas.openxmlformats.org/drawingml/2006/main" noChangeAspect="1"/>
+            </wp:cNvGraphicFramePr>
+            <a:graphic xmlns:a="http://schemas.openxmlformats.org/drawingml/2006/main">
+              <a:graphicData uri="http://schemas.openxmlformats.org/drawingml/2006/picture">
+                <pic:pic xmlns:pic="http://schemas.openxmlformats.org/drawingml/2006/picture">
+                  <pic:nvPicPr>
+                    <pic:cNvPr id="1680631974" name=""/>
+                    <pic:cNvPicPr/>
+                  </pic:nvPicPr>
+                  <pic:blipFill>
+                    <a:blip r:embed="rId8"/>
+                    <a:stretch>
+                      <a:fillRect/>
+                    </a:stretch>
+                  </pic:blipFill>
+                  <pic:spPr>
+                    <a:xfrm>
+                      <a:off x="0" y="0"/>
+                      <a:ext cx="5731510" cy="3262630"/>
+                    </a:xfrm>
+                    <a:prstGeom prst="rect">
+                      <a:avLst/>
+                    </a:prstGeom>
+                  </pic:spPr>
+                </pic:pic>
+              </a:graphicData>
+            </a:graphic>
+          </wp:inline>
+        </w:drawing>
+      </w:r>
     </w:p>
     <w:sectPr>
       <w:pgSz w:w="11906" w:h="16838"/>
@@ -539,7 +678,7 @@
 </file>
 
 <file path=word/numbering.xml><?xml version="1.0" encoding="utf-8"?>
-<w:numbering xmlns:wpc="http://schemas.microsoft.com/office/word/2010/wordprocessingCanvas" xmlns:cx="http://schemas.microsoft.com/office/drawing/2014/chartex" xmlns:cx1="http://schemas.microsoft.com/office/drawing/2015/9/8/chartex" xmlns:cx2="http://schemas.microsoft.com/office/drawing/2015/10/21/chartex" xmlns:cx3="http://schemas.microsoft.com/office/drawing/2016/5/9/chartex" xmlns:cx4="http://schemas.microsoft.com/office/drawing/2016/5/10/chartex" xmlns:cx5="http://schemas.microsoft.com/office/drawing/2016/5/11/chartex" xmlns:cx6="http://schemas.microsoft.com/office/drawing/2016/5/12/chartex" xmlns:cx7="http://schemas.microsoft.com/office/drawing/2016/5/13/chartex" xmlns:cx8="http://schemas.microsoft.com/office/drawing/2016/5/14/chartex" xmlns:mc="http://schemas.openxmlformats.org/markup-compatibility/2006" xmlns:aink="http://schemas.microsoft.com/office/drawing/2016/ink" xmlns:am3d="http://schemas.microsoft.com/office/drawing/2017/model3d" xmlns:o="urn:schemas-microsoft-com:office:office" xmlns:r="http://schemas.openxmlformats.org/officeDocument/2006/relationships" xmlns:m="http://schemas.openxmlformats.org/officeDocument/2006/math" xmlns:v="urn:schemas-microsoft-com:vml" xmlns:wp14="http://schemas.microsoft.com/office/word/2010/wordprocessingDrawing" xmlns:wp="http://schemas.openxmlformats.org/drawingml/2006/wordprocessingDrawing" xmlns:w10="urn:schemas-microsoft-com:office:word" xmlns:w="http://schemas.openxmlformats.org/wordprocessingml/2006/main" xmlns:w14="http://schemas.microsoft.com/office/word/2010/wordml" xmlns:w15="http://schemas.microsoft.com/office/word/2012/wordml" xmlns:w16cex="http://schemas.microsoft.com/office/word/2018/wordml/cex" xmlns:w16cid="http://schemas.microsoft.com/office/word/2016/wordml/cid" xmlns:w16="http://schemas.microsoft.com/office/word/2018/wordml" xmlns:w16sdtdh="http://schemas.microsoft.com/office/word/2020/wordml/sdtdatahash" xmlns:w16se="http://schemas.microsoft.com/office/word/2015/wordml/symex" xmlns:wpg="http://schemas.microsoft.com/office/word/2010/wordprocessingGroup" xmlns:wpi="http://schemas.microsoft.com/office/word/2010/wordprocessingInk" xmlns:wne="http://schemas.microsoft.com/office/word/2006/wordml" xmlns:wps="http://schemas.microsoft.com/office/word/2010/wordprocessingShape" mc:Ignorable="w14 w15 w16se w16cid w16 w16cex w16sdtdh wp14">
+<w:numbering xmlns:wpc="http://schemas.microsoft.com/office/word/2010/wordprocessingCanvas" xmlns:cx="http://schemas.microsoft.com/office/drawing/2014/chartex" xmlns:cx1="http://schemas.microsoft.com/office/drawing/2015/9/8/chartex" xmlns:cx2="http://schemas.microsoft.com/office/drawing/2015/10/21/chartex" xmlns:cx3="http://schemas.microsoft.com/office/drawing/2016/5/9/chartex" xmlns:cx4="http://schemas.microsoft.com/office/drawing/2016/5/10/chartex" xmlns:cx5="http://schemas.microsoft.com/office/drawing/2016/5/11/chartex" xmlns:cx6="http://schemas.microsoft.com/office/drawing/2016/5/12/chartex" xmlns:cx7="http://schemas.microsoft.com/office/drawing/2016/5/13/chartex" xmlns:cx8="http://schemas.microsoft.com/office/drawing/2016/5/14/chartex" xmlns:mc="http://schemas.openxmlformats.org/markup-compatibility/2006" xmlns:aink="http://schemas.microsoft.com/office/drawing/2016/ink" xmlns:am3d="http://schemas.microsoft.com/office/drawing/2017/model3d" xmlns:o="urn:schemas-microsoft-com:office:office" xmlns:oel="http://schemas.microsoft.com/office/2019/extlst" xmlns:r="http://schemas.openxmlformats.org/officeDocument/2006/relationships" xmlns:m="http://schemas.openxmlformats.org/officeDocument/2006/math" xmlns:v="urn:schemas-microsoft-com:vml" xmlns:wp14="http://schemas.microsoft.com/office/word/2010/wordprocessingDrawing" xmlns:wp="http://schemas.openxmlformats.org/drawingml/2006/wordprocessingDrawing" xmlns:w10="urn:schemas-microsoft-com:office:word" xmlns:w="http://schemas.openxmlformats.org/wordprocessingml/2006/main" xmlns:w14="http://schemas.microsoft.com/office/word/2010/wordml" xmlns:w15="http://schemas.microsoft.com/office/word/2012/wordml" xmlns:w16cex="http://schemas.microsoft.com/office/word/2018/wordml/cex" xmlns:w16cid="http://schemas.microsoft.com/office/word/2016/wordml/cid" xmlns:w16="http://schemas.microsoft.com/office/word/2018/wordml" xmlns:w16du="http://schemas.microsoft.com/office/word/2023/wordml/word16du" xmlns:w16sdtdh="http://schemas.microsoft.com/office/word/2020/wordml/sdtdatahash" xmlns:w16sdtfl="http://schemas.microsoft.com/office/word/2024/wordml/sdtformatlock" xmlns:w16se="http://schemas.microsoft.com/office/word/2015/wordml/symex" xmlns:wpg="http://schemas.microsoft.com/office/word/2010/wordprocessingGroup" xmlns:wpi="http://schemas.microsoft.com/office/word/2010/wordprocessingInk" xmlns:wne="http://schemas.microsoft.com/office/word/2006/wordml" xmlns:wps="http://schemas.microsoft.com/office/word/2010/wordprocessingShape" mc:Ignorable="w14 w15 w16se w16cid w16 w16cex w16sdtdh w16sdtfl w16du wp14">
   <w:abstractNum w:abstractNumId="0" w15:restartNumberingAfterBreak="0">
     <w:nsid w:val="69163146"/>
     <w:multiLevelType w:val="hybridMultilevel"/>
@@ -629,14 +768,14 @@
       </w:pPr>
     </w:lvl>
   </w:abstractNum>
-  <w:num w:numId="1">
+  <w:num w:numId="1" w16cid:durableId="1940092491">
     <w:abstractNumId w:val="0"/>
   </w:num>
 </w:numbering>
 </file>
 
 <file path=word/styles.xml><?xml version="1.0" encoding="utf-8"?>
-<w:styles xmlns:mc="http://schemas.openxmlformats.org/markup-compatibility/2006" xmlns:r="http://schemas.openxmlformats.org/officeDocument/2006/relationships" xmlns:w="http://schemas.openxmlformats.org/wordprocessingml/2006/main" xmlns:w14="http://schemas.microsoft.com/office/word/2010/wordml" xmlns:w15="http://schemas.microsoft.com/office/word/2012/wordml" xmlns:w16cex="http://schemas.microsoft.com/office/word/2018/wordml/cex" xmlns:w16cid="http://schemas.microsoft.com/office/word/2016/wordml/cid" xmlns:w16="http://schemas.microsoft.com/office/word/2018/wordml" xmlns:w16sdtdh="http://schemas.microsoft.com/office/word/2020/wordml/sdtdatahash" xmlns:w16se="http://schemas.microsoft.com/office/word/2015/wordml/symex" mc:Ignorable="w14 w15 w16se w16cid w16 w16cex w16sdtdh">
+<w:styles xmlns:mc="http://schemas.openxmlformats.org/markup-compatibility/2006" xmlns:r="http://schemas.openxmlformats.org/officeDocument/2006/relationships" xmlns:w="http://schemas.openxmlformats.org/wordprocessingml/2006/main" xmlns:w14="http://schemas.microsoft.com/office/word/2010/wordml" xmlns:w15="http://schemas.microsoft.com/office/word/2012/wordml" xmlns:w16cex="http://schemas.microsoft.com/office/word/2018/wordml/cex" xmlns:w16cid="http://schemas.microsoft.com/office/word/2016/wordml/cid" xmlns:w16="http://schemas.microsoft.com/office/word/2018/wordml" xmlns:w16du="http://schemas.microsoft.com/office/word/2023/wordml/word16du" xmlns:w16sdtdh="http://schemas.microsoft.com/office/word/2020/wordml/sdtdatahash" xmlns:w16sdtfl="http://schemas.microsoft.com/office/word/2024/wordml/sdtformatlock" xmlns:w16se="http://schemas.microsoft.com/office/word/2015/wordml/symex" mc:Ignorable="w14 w15 w16se w16cid w16 w16cex w16sdtdh w16sdtfl w16du">
   <w:docDefaults>
     <w:rPrDefault>
       <w:rPr>
